--- a/Documentation/Working_Documents/Cedar_Joystick_Summary.docx
+++ b/Documentation/Working_Documents/Cedar_Joystick_Summary.docx
@@ -153,9 +153,9 @@
           <w:noProof/>
         </w:rPr>
         <w:drawing>
-          <wp:inline distT="0" distB="0" distL="0" distR="0" wp14:anchorId="0B2377DA" wp14:editId="39C54243">
-            <wp:extent cx="5516880" cy="4137660"/>
-            <wp:effectExtent l="0" t="0" r="7620" b="0"/>
+          <wp:inline distT="0" distB="0" distL="0" distR="0" wp14:anchorId="0B2377DA" wp14:editId="6B91D62E">
+            <wp:extent cx="3071447" cy="2303585"/>
+            <wp:effectExtent l="0" t="0" r="0" b="1905"/>
             <wp:docPr id="2068280676" name="Picture 2" descr="A photo of a fully assembled Cedar USB Joystick."/>
             <wp:cNvGraphicFramePr>
               <a:graphicFrameLocks xmlns:a="http://schemas.openxmlformats.org/drawingml/2006/main" noChangeAspect="1"/>
@@ -184,7 +184,7 @@
                   <pic:spPr bwMode="auto">
                     <a:xfrm>
                       <a:off x="0" y="0"/>
-                      <a:ext cx="5516880" cy="4137660"/>
+                      <a:ext cx="3074821" cy="2306115"/>
                     </a:xfrm>
                     <a:prstGeom prst="rect">
                       <a:avLst/>
@@ -1204,7 +1204,6 @@
           <w:lang w:val="en-US"/>
         </w:rPr>
       </w:pPr>
-      <w:commentRangeStart w:id="0"/>
       <w:r>
         <w:rPr>
           <w:rFonts w:ascii="Calibri" w:eastAsia="Calibri" w:hAnsi="Calibri" w:cs="Calibri"/>
@@ -1212,17 +1211,6 @@
         </w:rPr>
         <w:t>Overview</w:t>
       </w:r>
-      <w:commentRangeEnd w:id="0"/>
-      <w:r>
-        <w:rPr>
-          <w:rStyle w:val="CommentReference"/>
-          <w:rFonts w:asciiTheme="minorHAnsi" w:eastAsiaTheme="minorEastAsia" w:hAnsiTheme="minorHAnsi" w:cstheme="minorBidi"/>
-          <w:b w:val="0"/>
-          <w:bCs w:val="0"/>
-          <w:color w:val="auto"/>
-        </w:rPr>
-        <w:commentReference w:id="0"/>
-      </w:r>
     </w:p>
     <w:p>
       <w:r>
@@ -1268,7 +1256,7 @@
       <w:r>
         <w:t xml:space="preserve">A range of toppers are available for this joystick, including </w:t>
       </w:r>
-      <w:hyperlink r:id="rId18" w:history="1">
+      <w:hyperlink r:id="rId14" w:history="1">
         <w:r>
           <w:rPr>
             <w:rStyle w:val="Hyperlink"/>
@@ -1320,8 +1308,7 @@
       <w:r>
         <w:t xml:space="preserve"> </w:t>
       </w:r>
-      <w:hyperlink r:id="rId19" w:history="1">
-        <w:commentRangeStart w:id="1"/>
+      <w:hyperlink r:id="rId15" w:history="1">
         <w:r>
           <w:rPr>
             <w:rStyle w:val="Hyperlink"/>
@@ -1352,18 +1339,23 @@
           </w:rPr>
           <w:t xml:space="preserve"> Joystick</w:t>
         </w:r>
-        <w:commentRangeEnd w:id="1"/>
-        <w:r>
-          <w:rPr>
-            <w:rStyle w:val="Hyperlink"/>
-            <w:sz w:val="16"/>
-            <w:szCs w:val="16"/>
-          </w:rPr>
-          <w:commentReference w:id="1"/>
-        </w:r>
       </w:hyperlink>
       <w:r>
         <w:t>.</w:t>
+      </w:r>
+      <w:r>
+        <w:t xml:space="preserve"> </w:t>
+      </w:r>
+      <w:r>
+        <w:t xml:space="preserve">The Spruce Mini Joystick uses the same </w:t>
+      </w:r>
+      <w:proofErr w:type="spellStart"/>
+      <w:r>
+        <w:t>thumbstick</w:t>
+      </w:r>
+      <w:proofErr w:type="spellEnd"/>
+      <w:r>
+        <w:t xml:space="preserve"> component, but instead of USB output it has a TRRS cable for the joystick and a mono cable for the integrated joystick button.</w:t>
       </w:r>
     </w:p>
     <w:p/>
@@ -2086,7 +2078,6 @@
         <w:rPr>
           <w:lang w:val="en-US"/>
         </w:rPr>
-        <w:lastRenderedPageBreak/>
         <w:t>If desired, plug in assistive switches to the switch jacks. The default switch mapping is stated below.</w:t>
       </w:r>
     </w:p>
@@ -2481,14 +2472,13 @@
         </w:numPr>
       </w:pPr>
       <w:r>
-        <w:t xml:space="preserve">Josie Versloot, Neil Squire. </w:t>
-      </w:r>
-      <w:r>
-        <w:t>Hardware and enclosure design</w:t>
-      </w:r>
-      <w:r>
-        <w:t>, software, documentation</w:t>
-      </w:r>
+        <w:t xml:space="preserve">Josie </w:t>
+      </w:r>
+      <w:proofErr w:type="spellStart"/>
+      <w:r>
+        <w:t>Versloot</w:t>
+      </w:r>
+      <w:proofErr w:type="spellEnd"/>
     </w:p>
     <w:p>
       <w:pPr>
@@ -2499,14 +2489,13 @@
         </w:numPr>
       </w:pPr>
       <w:r>
-        <w:t>Milad Hajihassan, Neil Squire</w:t>
-      </w:r>
-      <w:r>
-        <w:t>. Software</w:t>
-      </w:r>
-      <w:r>
-        <w:t>.</w:t>
-      </w:r>
+        <w:t xml:space="preserve">Milad </w:t>
+      </w:r>
+      <w:proofErr w:type="spellStart"/>
+      <w:r>
+        <w:t>Hajihassan</w:t>
+      </w:r>
+      <w:proofErr w:type="spellEnd"/>
     </w:p>
     <w:p>
       <w:pPr>
@@ -2517,10 +2506,31 @@
         </w:numPr>
       </w:pPr>
       <w:r>
-        <w:t>Emily Schwitz, Neil Squire. Documentation</w:t>
-      </w:r>
-      <w:r>
-        <w:t>.</w:t>
+        <w:t>Emily Schwitz</w:t>
+      </w:r>
+    </w:p>
+    <w:p>
+      <w:pPr>
+        <w:pStyle w:val="ListParagraph"/>
+        <w:numPr>
+          <w:ilvl w:val="0"/>
+          <w:numId w:val="8"/>
+        </w:numPr>
+      </w:pPr>
+      <w:r>
+        <w:t>Tyler Fentie</w:t>
+      </w:r>
+    </w:p>
+    <w:p>
+      <w:pPr>
+        <w:pStyle w:val="ListParagraph"/>
+        <w:numPr>
+          <w:ilvl w:val="0"/>
+          <w:numId w:val="8"/>
+        </w:numPr>
+      </w:pPr>
+      <w:r>
+        <w:t>Jake McIvor</w:t>
       </w:r>
     </w:p>
     <w:p>
@@ -3110,7 +3120,6 @@
           <w:rFonts w:ascii="Calibri" w:eastAsia="Calibri" w:hAnsi="Calibri" w:cs="Calibri"/>
           <w:lang w:val="en-US"/>
         </w:rPr>
-        <w:lastRenderedPageBreak/>
         <w:t>Skills Description</w:t>
       </w:r>
     </w:p>
@@ -3193,25 +3202,6 @@
           <w:docGrid w:linePitch="360"/>
         </w:sectPr>
       </w:pPr>
-      <w:r>
-        <w:rPr>
-          <w:lang w:val="en-US"/>
-        </w:rPr>
-        <w:t>&lt;</w:t>
-      </w:r>
-      <w:r>
-        <w:rPr>
-          <w:rFonts w:ascii="Calibri" w:eastAsia="Calibri" w:hAnsi="Calibri" w:cs="Calibri"/>
-          <w:lang w:val="en-US"/>
-        </w:rPr>
-        <w:t xml:space="preserve"> SELECT ANY TOOLS THAT ARE REQUIRED TO BUILD THIS DEVICE USING AN “X” IN THE TABLE </w:t>
-      </w:r>
-      <w:r>
-        <w:rPr>
-          <w:lang w:val="en-US"/>
-        </w:rPr>
-        <w:t>&gt;</w:t>
-      </w:r>
     </w:p>
     <w:tbl>
       <w:tblPr>
@@ -3579,64 +3569,33 @@
       </w:r>
     </w:p>
     <w:p>
-      <w:r>
-        <w:t xml:space="preserve">For full instructions please refer to the </w:t>
-      </w:r>
-      <w:r>
-        <w:t>Maker</w:t>
-      </w:r>
-      <w:r>
-        <w:t xml:space="preserve"> Guide</w:t>
-      </w:r>
-      <w:r>
-        <w:t>.</w:t>
-      </w:r>
-    </w:p>
-    <w:p>
-      <w:r>
-        <w:t>Print Settings:</w:t>
-      </w:r>
-    </w:p>
-    <w:p>
-      <w:pPr>
-        <w:pStyle w:val="ListParagraph"/>
-        <w:numPr>
-          <w:ilvl w:val="0"/>
-          <w:numId w:val="7"/>
-        </w:numPr>
-      </w:pPr>
-      <w:r>
-        <w:t>0.2mm Layer Height</w:t>
-      </w:r>
-    </w:p>
-    <w:p>
-      <w:pPr>
-        <w:pStyle w:val="ListParagraph"/>
-        <w:numPr>
-          <w:ilvl w:val="0"/>
-          <w:numId w:val="7"/>
-        </w:numPr>
-      </w:pPr>
-      <w:r>
-        <w:t>20% infill</w:t>
-      </w:r>
-    </w:p>
-    <w:p>
-      <w:pPr>
-        <w:pStyle w:val="ListParagraph"/>
-        <w:numPr>
-          <w:ilvl w:val="0"/>
-          <w:numId w:val="7"/>
-        </w:numPr>
-      </w:pPr>
-      <w:r>
-        <w:t>No supports</w:t>
-      </w:r>
-    </w:p>
-    <w:p>
       <w:pPr>
         <w:pStyle w:val="Heading2"/>
         <w:rPr>
+          <w:rFonts w:asciiTheme="minorHAnsi" w:eastAsiaTheme="minorEastAsia" w:hAnsiTheme="minorHAnsi" w:cstheme="minorBidi"/>
+          <w:b w:val="0"/>
+          <w:bCs w:val="0"/>
+          <w:color w:val="auto"/>
+          <w:sz w:val="22"/>
+          <w:szCs w:val="22"/>
+        </w:rPr>
+      </w:pPr>
+      <w:r>
+        <w:rPr>
+          <w:rFonts w:asciiTheme="minorHAnsi" w:eastAsiaTheme="minorEastAsia" w:hAnsiTheme="minorHAnsi" w:cstheme="minorBidi"/>
+          <w:b w:val="0"/>
+          <w:bCs w:val="0"/>
+          <w:color w:val="auto"/>
+          <w:sz w:val="22"/>
+          <w:szCs w:val="22"/>
+        </w:rPr>
+        <w:t>For full instructions, please refer to the Maker Guide available via the Project Link or Download Button.</w:t>
+      </w:r>
+    </w:p>
+    <w:p>
+      <w:pPr>
+        <w:pStyle w:val="Heading2"/>
+        <w:rPr>
           <w:rFonts w:ascii="Calibri" w:eastAsia="Calibri" w:hAnsi="Calibri" w:cs="Calibri"/>
           <w:lang w:val="en-US"/>
         </w:rPr>
@@ -3655,7 +3614,7 @@
           <w:lang w:val="en-US"/>
         </w:rPr>
       </w:pPr>
-      <w:hyperlink r:id="rId20" w:history="1">
+      <w:hyperlink r:id="rId16" w:history="1">
         <w:r>
           <w:rPr>
             <w:rStyle w:val="Hyperlink"/>
@@ -3694,7 +3653,7 @@
           <w:bCs/>
         </w:rPr>
       </w:pPr>
-      <w:hyperlink r:id="rId21" w:history="1">
+      <w:hyperlink r:id="rId17" w:history="1">
         <w:r>
           <w:rPr>
             <w:rStyle w:val="Hyperlink"/>
@@ -3756,13 +3715,32 @@
         <w:rPr>
           <w:lang w:val="en-US"/>
         </w:rPr>
+        <w:t xml:space="preserve">Software: </w:t>
+      </w:r>
+    </w:p>
+    <w:p>
+      <w:pPr>
+        <w:rPr>
+          <w:lang w:val="en-US"/>
+        </w:rPr>
+      </w:pPr>
+      <w:r>
+        <w:rPr>
+          <w:lang w:val="en-US"/>
+        </w:rPr>
         <w:t>Documentation:</w:t>
       </w:r>
       <w:r>
         <w:rPr>
           <w:lang w:val="en-US"/>
         </w:rPr>
-        <w:t xml:space="preserve"> Attribution-ShareAlike4.0 International</w:t>
+        <w:t xml:space="preserve"> </w:t>
+      </w:r>
+      <w:r>
+        <w:rPr>
+          <w:lang w:val="en-US"/>
+        </w:rPr>
+        <w:t>CC BY-SA</w:t>
       </w:r>
     </w:p>
     <w:sectPr>
@@ -3774,64 +3752,6 @@
     </w:sectPr>
   </w:body>
 </w:document>
-</file>
-
-<file path=word/comments.xml><?xml version="1.0" encoding="utf-8"?>
-<w:comments xmlns:wpc="http://schemas.microsoft.com/office/word/2010/wordprocessingCanvas" xmlns:cx="http://schemas.microsoft.com/office/drawing/2014/chartex" xmlns:cx1="http://schemas.microsoft.com/office/drawing/2015/9/8/chartex" xmlns:cx2="http://schemas.microsoft.com/office/drawing/2015/10/21/chartex" xmlns:cx3="http://schemas.microsoft.com/office/drawing/2016/5/9/chartex" xmlns:cx4="http://schemas.microsoft.com/office/drawing/2016/5/10/chartex" xmlns:cx5="http://schemas.microsoft.com/office/drawing/2016/5/11/chartex" xmlns:cx6="http://schemas.microsoft.com/office/drawing/2016/5/12/chartex" xmlns:cx7="http://schemas.microsoft.com/office/drawing/2016/5/13/chartex" xmlns:cx8="http://schemas.microsoft.com/office/drawing/2016/5/14/chartex" xmlns:mc="http://schemas.openxmlformats.org/markup-compatibility/2006" xmlns:aink="http://schemas.microsoft.com/office/drawing/2016/ink" xmlns:am3d="http://schemas.microsoft.com/office/drawing/2017/model3d" xmlns:o="urn:schemas-microsoft-com:office:office" xmlns:oel="http://schemas.microsoft.com/office/2019/extlst" xmlns:r="http://schemas.openxmlformats.org/officeDocument/2006/relationships" xmlns:m="http://schemas.openxmlformats.org/officeDocument/2006/math" xmlns:v="urn:schemas-microsoft-com:vml" xmlns:wp14="http://schemas.microsoft.com/office/word/2010/wordprocessingDrawing" xmlns:wp="http://schemas.openxmlformats.org/drawingml/2006/wordprocessingDrawing" xmlns:w10="urn:schemas-microsoft-com:office:word" xmlns:w="http://schemas.openxmlformats.org/wordprocessingml/2006/main" xmlns:w14="http://schemas.microsoft.com/office/word/2010/wordml" xmlns:w15="http://schemas.microsoft.com/office/word/2012/wordml" xmlns:w16cex="http://schemas.microsoft.com/office/word/2018/wordml/cex" xmlns:w16cid="http://schemas.microsoft.com/office/word/2016/wordml/cid" xmlns:w16="http://schemas.microsoft.com/office/word/2018/wordml" xmlns:w16du="http://schemas.microsoft.com/office/word/2023/wordml/word16du" xmlns:w16sdtdh="http://schemas.microsoft.com/office/word/2020/wordml/sdtdatahash" xmlns:w16sdtfl="http://schemas.microsoft.com/office/word/2024/wordml/sdtformatlock" xmlns:w16se="http://schemas.microsoft.com/office/word/2015/wordml/symex" xmlns:wpg="http://schemas.microsoft.com/office/word/2010/wordprocessingGroup" xmlns:wpi="http://schemas.microsoft.com/office/word/2010/wordprocessingInk" xmlns:wne="http://schemas.microsoft.com/office/word/2006/wordml" xmlns:wps="http://schemas.microsoft.com/office/word/2010/wordprocessingShape" mc:Ignorable="w14 w15 w16se w16cid w16 w16cex w16sdtdh w16sdtfl w16du wp14">
-  <w:comment w:id="0" w:author="Jake McIvor" w:date="2025-09-19T11:56:00Z" w:initials="JM">
-    <w:p>
-      <w:pPr>
-        <w:pStyle w:val="CommentText"/>
-      </w:pPr>
-      <w:r>
-        <w:rPr>
-          <w:rStyle w:val="CommentReference"/>
-        </w:rPr>
-        <w:annotationRef/>
-      </w:r>
-      <w:r>
-        <w:t>Mention toppers</w:t>
-      </w:r>
-    </w:p>
-  </w:comment>
-  <w:comment w:id="1" w:author="Jake McIvor" w:date="2025-09-19T11:56:00Z" w:initials="JM">
-    <w:p>
-      <w:pPr>
-        <w:pStyle w:val="CommentText"/>
-      </w:pPr>
-      <w:r>
-        <w:rPr>
-          <w:rStyle w:val="CommentReference"/>
-        </w:rPr>
-        <w:annotationRef/>
-      </w:r>
-      <w:r>
-        <w:t>Add link</w:t>
-      </w:r>
-    </w:p>
-  </w:comment>
-</w:comments>
-</file>
-
-<file path=word/commentsExtended.xml><?xml version="1.0" encoding="utf-8"?>
-<w15:commentsEx xmlns:wpc="http://schemas.microsoft.com/office/word/2010/wordprocessingCanvas" xmlns:cx="http://schemas.microsoft.com/office/drawing/2014/chartex" xmlns:cx1="http://schemas.microsoft.com/office/drawing/2015/9/8/chartex" xmlns:cx2="http://schemas.microsoft.com/office/drawing/2015/10/21/chartex" xmlns:cx3="http://schemas.microsoft.com/office/drawing/2016/5/9/chartex" xmlns:cx4="http://schemas.microsoft.com/office/drawing/2016/5/10/chartex" xmlns:cx5="http://schemas.microsoft.com/office/drawing/2016/5/11/chartex" xmlns:cx6="http://schemas.microsoft.com/office/drawing/2016/5/12/chartex" xmlns:cx7="http://schemas.microsoft.com/office/drawing/2016/5/13/chartex" xmlns:cx8="http://schemas.microsoft.com/office/drawing/2016/5/14/chartex" xmlns:mc="http://schemas.openxmlformats.org/markup-compatibility/2006" xmlns:aink="http://schemas.microsoft.com/office/drawing/2016/ink" xmlns:am3d="http://schemas.microsoft.com/office/drawing/2017/model3d" xmlns:o="urn:schemas-microsoft-com:office:office" xmlns:oel="http://schemas.microsoft.com/office/2019/extlst" xmlns:r="http://schemas.openxmlformats.org/officeDocument/2006/relationships" xmlns:m="http://schemas.openxmlformats.org/officeDocument/2006/math" xmlns:v="urn:schemas-microsoft-com:vml" xmlns:wp14="http://schemas.microsoft.com/office/word/2010/wordprocessingDrawing" xmlns:wp="http://schemas.openxmlformats.org/drawingml/2006/wordprocessingDrawing" xmlns:w10="urn:schemas-microsoft-com:office:word" xmlns:w="http://schemas.openxmlformats.org/wordprocessingml/2006/main" xmlns:w14="http://schemas.microsoft.com/office/word/2010/wordml" xmlns:w15="http://schemas.microsoft.com/office/word/2012/wordml" xmlns:w16cex="http://schemas.microsoft.com/office/word/2018/wordml/cex" xmlns:w16cid="http://schemas.microsoft.com/office/word/2016/wordml/cid" xmlns:w16="http://schemas.microsoft.com/office/word/2018/wordml" xmlns:w16du="http://schemas.microsoft.com/office/word/2023/wordml/word16du" xmlns:w16sdtdh="http://schemas.microsoft.com/office/word/2020/wordml/sdtdatahash" xmlns:w16sdtfl="http://schemas.microsoft.com/office/word/2024/wordml/sdtformatlock" xmlns:w16se="http://schemas.microsoft.com/office/word/2015/wordml/symex" xmlns:wpg="http://schemas.microsoft.com/office/word/2010/wordprocessingGroup" xmlns:wpi="http://schemas.microsoft.com/office/word/2010/wordprocessingInk" xmlns:wne="http://schemas.microsoft.com/office/word/2006/wordml" xmlns:wps="http://schemas.microsoft.com/office/word/2010/wordprocessingShape" mc:Ignorable="w14 w15 w16se w16cid w16 w16cex w16sdtdh w16sdtfl w16du wp14">
-  <w15:commentEx w15:paraId="7FE8ACD9" w15:done="1"/>
-  <w15:commentEx w15:paraId="655CC6DB" w15:done="1"/>
-</w15:commentsEx>
-</file>
-
-<file path=word/commentsExtensible.xml><?xml version="1.0" encoding="utf-8"?>
-<w16cex:commentsExtensible xmlns:wpc="http://schemas.microsoft.com/office/word/2010/wordprocessingCanvas" xmlns:cx="http://schemas.microsoft.com/office/drawing/2014/chartex" xmlns:cx1="http://schemas.microsoft.com/office/drawing/2015/9/8/chartex" xmlns:cx2="http://schemas.microsoft.com/office/drawing/2015/10/21/chartex" xmlns:cx3="http://schemas.microsoft.com/office/drawing/2016/5/9/chartex" xmlns:cx4="http://schemas.microsoft.com/office/drawing/2016/5/10/chartex" xmlns:cx5="http://schemas.microsoft.com/office/drawing/2016/5/11/chartex" xmlns:cx6="http://schemas.microsoft.com/office/drawing/2016/5/12/chartex" xmlns:cx7="http://schemas.microsoft.com/office/drawing/2016/5/13/chartex" xmlns:cx8="http://schemas.microsoft.com/office/drawing/2016/5/14/chartex" xmlns:cr="http://schemas.microsoft.com/office/comments/2020/reactions" xmlns:mc="http://schemas.openxmlformats.org/markup-compatibility/2006" xmlns:aink="http://schemas.microsoft.com/office/drawing/2016/ink" xmlns:am3d="http://schemas.microsoft.com/office/drawing/2017/model3d" xmlns:o="urn:schemas-microsoft-com:office:office" xmlns:oel="http://schemas.microsoft.com/office/2019/extlst" xmlns:r="http://schemas.openxmlformats.org/officeDocument/2006/relationships" xmlns:m="http://schemas.openxmlformats.org/officeDocument/2006/math" xmlns:v="urn:schemas-microsoft-com:vml" xmlns:wp14="http://schemas.microsoft.com/office/word/2010/wordprocessingDrawing" xmlns:wp="http://schemas.openxmlformats.org/drawingml/2006/wordprocessingDrawing" xmlns:w10="urn:schemas-microsoft-com:office:word" xmlns:w="http://schemas.openxmlformats.org/wordprocessingml/2006/main" xmlns:w14="http://schemas.microsoft.com/office/word/2010/wordml" xmlns:w15="http://schemas.microsoft.com/office/word/2012/wordml" xmlns:w16cex="http://schemas.microsoft.com/office/word/2018/wordml/cex" xmlns:w16cid="http://schemas.microsoft.com/office/word/2016/wordml/cid" xmlns:w16="http://schemas.microsoft.com/office/word/2018/wordml" xmlns:w16du="http://schemas.microsoft.com/office/word/2023/wordml/word16du" xmlns:w16sdtdh="http://schemas.microsoft.com/office/word/2020/wordml/sdtdatahash" xmlns:w16sdtfl="http://schemas.microsoft.com/office/word/2024/wordml/sdtformatlock" xmlns:w16se="http://schemas.microsoft.com/office/word/2015/wordml/symex" xmlns:wpg="http://schemas.microsoft.com/office/word/2010/wordprocessingGroup" xmlns:wpi="http://schemas.microsoft.com/office/word/2010/wordprocessingInk" xmlns:wne="http://schemas.microsoft.com/office/word/2006/wordml" xmlns:wps="http://schemas.microsoft.com/office/word/2010/wordprocessingShape" mc:Ignorable="w14 w15 w16se w16cid w16 w16cex w16sdtdh w16sdtfl cr w16du wp14">
-  <w16cex:commentExtensible w16cex:durableId="12E4A4BF" w16cex:dateUtc="2025-09-19T17:56:00Z"/>
-  <w16cex:commentExtensible w16cex:durableId="3730E81B" w16cex:dateUtc="2025-09-19T17:56:00Z"/>
-</w16cex:commentsExtensible>
-</file>
-
-<file path=word/commentsIds.xml><?xml version="1.0" encoding="utf-8"?>
-<w16cid:commentsIds xmlns:wpc="http://schemas.microsoft.com/office/word/2010/wordprocessingCanvas" xmlns:cx="http://schemas.microsoft.com/office/drawing/2014/chartex" xmlns:cx1="http://schemas.microsoft.com/office/drawing/2015/9/8/chartex" xmlns:cx2="http://schemas.microsoft.com/office/drawing/2015/10/21/chartex" xmlns:cx3="http://schemas.microsoft.com/office/drawing/2016/5/9/chartex" xmlns:cx4="http://schemas.microsoft.com/office/drawing/2016/5/10/chartex" xmlns:cx5="http://schemas.microsoft.com/office/drawing/2016/5/11/chartex" xmlns:cx6="http://schemas.microsoft.com/office/drawing/2016/5/12/chartex" xmlns:cx7="http://schemas.microsoft.com/office/drawing/2016/5/13/chartex" xmlns:cx8="http://schemas.microsoft.com/office/drawing/2016/5/14/chartex" xmlns:mc="http://schemas.openxmlformats.org/markup-compatibility/2006" xmlns:aink="http://schemas.microsoft.com/office/drawing/2016/ink" xmlns:am3d="http://schemas.microsoft.com/office/drawing/2017/model3d" xmlns:o="urn:schemas-microsoft-com:office:office" xmlns:oel="http://schemas.microsoft.com/office/2019/extlst" xmlns:r="http://schemas.openxmlformats.org/officeDocument/2006/relationships" xmlns:m="http://schemas.openxmlformats.org/officeDocument/2006/math" xmlns:v="urn:schemas-microsoft-com:vml" xmlns:wp14="http://schemas.microsoft.com/office/word/2010/wordprocessingDrawing" xmlns:wp="http://schemas.openxmlformats.org/drawingml/2006/wordprocessingDrawing" xmlns:w10="urn:schemas-microsoft-com:office:word" xmlns:w="http://schemas.openxmlformats.org/wordprocessingml/2006/main" xmlns:w14="http://schemas.microsoft.com/office/word/2010/wordml" xmlns:w15="http://schemas.microsoft.com/office/word/2012/wordml" xmlns:w16cex="http://schemas.microsoft.com/office/word/2018/wordml/cex" xmlns:w16cid="http://schemas.microsoft.com/office/word/2016/wordml/cid" xmlns:w16="http://schemas.microsoft.com/office/word/2018/wordml" xmlns:w16du="http://schemas.microsoft.com/office/word/2023/wordml/word16du" xmlns:w16sdtdh="http://schemas.microsoft.com/office/word/2020/wordml/sdtdatahash" xmlns:w16sdtfl="http://schemas.microsoft.com/office/word/2024/wordml/sdtformatlock" xmlns:w16se="http://schemas.microsoft.com/office/word/2015/wordml/symex" xmlns:wpg="http://schemas.microsoft.com/office/word/2010/wordprocessingGroup" xmlns:wpi="http://schemas.microsoft.com/office/word/2010/wordprocessingInk" xmlns:wne="http://schemas.microsoft.com/office/word/2006/wordml" xmlns:wps="http://schemas.microsoft.com/office/word/2010/wordprocessingShape" mc:Ignorable="w14 w15 w16se w16cid w16 w16cex w16sdtdh w16sdtfl w16du wp14">
-  <w16cid:commentId w16cid:paraId="7FE8ACD9" w16cid:durableId="12E4A4BF"/>
-  <w16cid:commentId w16cid:paraId="655CC6DB" w16cid:durableId="3730E81B"/>
-</w16cid:commentsIds>
 </file>
 
 <file path=word/endnotes.xml><?xml version="1.0" encoding="utf-8"?>
@@ -5270,14 +5190,6 @@
     <w:abstractNumId w:val="5"/>
   </w:num>
 </w:numbering>
-</file>
-
-<file path=word/people.xml><?xml version="1.0" encoding="utf-8"?>
-<w15:people xmlns:wpc="http://schemas.microsoft.com/office/word/2010/wordprocessingCanvas" xmlns:cx="http://schemas.microsoft.com/office/drawing/2014/chartex" xmlns:cx1="http://schemas.microsoft.com/office/drawing/2015/9/8/chartex" xmlns:cx2="http://schemas.microsoft.com/office/drawing/2015/10/21/chartex" xmlns:cx3="http://schemas.microsoft.com/office/drawing/2016/5/9/chartex" xmlns:cx4="http://schemas.microsoft.com/office/drawing/2016/5/10/chartex" xmlns:cx5="http://schemas.microsoft.com/office/drawing/2016/5/11/chartex" xmlns:cx6="http://schemas.microsoft.com/office/drawing/2016/5/12/chartex" xmlns:cx7="http://schemas.microsoft.com/office/drawing/2016/5/13/chartex" xmlns:cx8="http://schemas.microsoft.com/office/drawing/2016/5/14/chartex" xmlns:mc="http://schemas.openxmlformats.org/markup-compatibility/2006" xmlns:aink="http://schemas.microsoft.com/office/drawing/2016/ink" xmlns:am3d="http://schemas.microsoft.com/office/drawing/2017/model3d" xmlns:o="urn:schemas-microsoft-com:office:office" xmlns:oel="http://schemas.microsoft.com/office/2019/extlst" xmlns:r="http://schemas.openxmlformats.org/officeDocument/2006/relationships" xmlns:m="http://schemas.openxmlformats.org/officeDocument/2006/math" xmlns:v="urn:schemas-microsoft-com:vml" xmlns:wp14="http://schemas.microsoft.com/office/word/2010/wordprocessingDrawing" xmlns:wp="http://schemas.openxmlformats.org/drawingml/2006/wordprocessingDrawing" xmlns:w10="urn:schemas-microsoft-com:office:word" xmlns:w="http://schemas.openxmlformats.org/wordprocessingml/2006/main" xmlns:w14="http://schemas.microsoft.com/office/word/2010/wordml" xmlns:w15="http://schemas.microsoft.com/office/word/2012/wordml" xmlns:w16cex="http://schemas.microsoft.com/office/word/2018/wordml/cex" xmlns:w16cid="http://schemas.microsoft.com/office/word/2016/wordml/cid" xmlns:w16="http://schemas.microsoft.com/office/word/2018/wordml" xmlns:w16du="http://schemas.microsoft.com/office/word/2023/wordml/word16du" xmlns:w16sdtdh="http://schemas.microsoft.com/office/word/2020/wordml/sdtdatahash" xmlns:w16sdtfl="http://schemas.microsoft.com/office/word/2024/wordml/sdtformatlock" xmlns:w16se="http://schemas.microsoft.com/office/word/2015/wordml/symex" xmlns:wpg="http://schemas.microsoft.com/office/word/2010/wordprocessingGroup" xmlns:wpi="http://schemas.microsoft.com/office/word/2010/wordprocessingInk" xmlns:wne="http://schemas.microsoft.com/office/word/2006/wordml" xmlns:wps="http://schemas.microsoft.com/office/word/2010/wordprocessingShape" mc:Ignorable="w14 w15 w16se w16cid w16 w16cex w16sdtdh w16sdtfl w16du wp14">
-  <w15:person w15:author="Jake McIvor">
-    <w15:presenceInfo w15:providerId="AD" w15:userId="S::jakem@neilsquire.ca::c3c242b1-f826-489d-bea1-8158f71f38d2"/>
-  </w15:person>
-</w15:people>
 </file>
 
 <file path=word/styles.xml><?xml version="1.0" encoding="utf-8"?>
@@ -5892,7 +5804,6 @@
   <w:style w:type="character" w:default="1" w:styleId="DefaultParagraphFont">
     <w:name w:val="Default Paragraph Font"/>
     <w:uiPriority w:val="1"/>
-    <w:semiHidden/>
     <w:unhideWhenUsed/>
   </w:style>
   <w:style w:type="table" w:default="1" w:styleId="TableNormal">
@@ -7027,15 +6938,7 @@
 </file>
 
 <file path=customXml/item2.xml><?xml version="1.0" encoding="utf-8"?>
-<p:properties xmlns:p="http://schemas.microsoft.com/office/2006/metadata/properties" xmlns:xsi="http://www.w3.org/2001/XMLSchema-instance" xmlns:pc="http://schemas.microsoft.com/office/infopath/2007/PartnerControls">
-  <documentManagement>
-    <TaxCatchAll xmlns="72c39c84-b0a3-45a2-a38c-ff46bb47f11f" xsi:nil="true"/>
-    <lcf76f155ced4ddcb4097134ff3c332f xmlns="cf9f6c1f-8ad0-4eb8-bb2b-fb0b622a341e">
-      <Terms xmlns="http://schemas.microsoft.com/office/infopath/2007/PartnerControls"/>
-    </lcf76f155ced4ddcb4097134ff3c332f>
-    <MediaLengthInSeconds xmlns="cf9f6c1f-8ad0-4eb8-bb2b-fb0b622a341e" xsi:nil="true"/>
-  </documentManagement>
-</p:properties>
+<b:Sources xmlns:b="http://schemas.openxmlformats.org/officeDocument/2006/bibliography" xmlns="http://schemas.openxmlformats.org/officeDocument/2006/bibliography" SelectedStyle="\APASixthEditionOfficeOnline.xsl" StyleName="APA" Version="6"/>
 </file>
 
 <file path=customXml/item3.xml><?xml version="1.0" encoding="utf-8"?>
@@ -7048,7 +6951,15 @@
 </file>
 
 <file path=customXml/item4.xml><?xml version="1.0" encoding="utf-8"?>
-<b:Sources xmlns:b="http://schemas.openxmlformats.org/officeDocument/2006/bibliography" xmlns="http://schemas.openxmlformats.org/officeDocument/2006/bibliography" SelectedStyle="\APASixthEditionOfficeOnline.xsl" StyleName="APA" Version="6"/>
+<p:properties xmlns:p="http://schemas.microsoft.com/office/2006/metadata/properties" xmlns:xsi="http://www.w3.org/2001/XMLSchema-instance" xmlns:pc="http://schemas.microsoft.com/office/infopath/2007/PartnerControls">
+  <documentManagement>
+    <TaxCatchAll xmlns="72c39c84-b0a3-45a2-a38c-ff46bb47f11f" xsi:nil="true"/>
+    <lcf76f155ced4ddcb4097134ff3c332f xmlns="cf9f6c1f-8ad0-4eb8-bb2b-fb0b622a341e">
+      <Terms xmlns="http://schemas.microsoft.com/office/infopath/2007/PartnerControls"/>
+    </lcf76f155ced4ddcb4097134ff3c332f>
+    <MediaLengthInSeconds xmlns="cf9f6c1f-8ad0-4eb8-bb2b-fb0b622a341e" xsi:nil="true"/>
+  </documentManagement>
+</p:properties>
 </file>
 
 <file path=customXml/itemProps1.xml><?xml version="1.0" encoding="utf-8"?>
@@ -7071,12 +6982,9 @@
 </file>
 
 <file path=customXml/itemProps2.xml><?xml version="1.0" encoding="utf-8"?>
-<ds:datastoreItem xmlns:ds="http://schemas.openxmlformats.org/officeDocument/2006/customXml" ds:itemID="{409E795B-55BB-4B09-A4AF-7E3EFD40BF53}">
+<ds:datastoreItem xmlns:ds="http://schemas.openxmlformats.org/officeDocument/2006/customXml" ds:itemID="{5490CF3F-A64E-4B68-BE9F-6B8BA2E9C457}">
   <ds:schemaRefs>
-    <ds:schemaRef ds:uri="http://schemas.microsoft.com/office/2006/metadata/properties"/>
-    <ds:schemaRef ds:uri="http://schemas.microsoft.com/office/infopath/2007/PartnerControls"/>
-    <ds:schemaRef ds:uri="72c39c84-b0a3-45a2-a38c-ff46bb47f11f"/>
-    <ds:schemaRef ds:uri="cf9f6c1f-8ad0-4eb8-bb2b-fb0b622a341e"/>
+    <ds:schemaRef ds:uri="http://schemas.openxmlformats.org/officeDocument/2006/bibliography"/>
   </ds:schemaRefs>
 </ds:datastoreItem>
 </file>
@@ -7090,9 +6998,12 @@
 </file>
 
 <file path=customXml/itemProps4.xml><?xml version="1.0" encoding="utf-8"?>
-<ds:datastoreItem xmlns:ds="http://schemas.openxmlformats.org/officeDocument/2006/customXml" ds:itemID="{5490CF3F-A64E-4B68-BE9F-6B8BA2E9C457}">
+<ds:datastoreItem xmlns:ds="http://schemas.openxmlformats.org/officeDocument/2006/customXml" ds:itemID="{409E795B-55BB-4B09-A4AF-7E3EFD40BF53}">
   <ds:schemaRefs>
-    <ds:schemaRef ds:uri="http://schemas.openxmlformats.org/officeDocument/2006/bibliography"/>
+    <ds:schemaRef ds:uri="http://schemas.microsoft.com/office/2006/metadata/properties"/>
+    <ds:schemaRef ds:uri="http://schemas.microsoft.com/office/infopath/2007/PartnerControls"/>
+    <ds:schemaRef ds:uri="72c39c84-b0a3-45a2-a38c-ff46bb47f11f"/>
+    <ds:schemaRef ds:uri="cf9f6c1f-8ad0-4eb8-bb2b-fb0b622a341e"/>
   </ds:schemaRefs>
 </ds:datastoreItem>
 </file>